--- a/Profiles/shashi/QA_Automation_Engineer/Nimbus_Telecom/Senior_SDET/CoverLetter.docx
+++ b/Profiles/shashi/QA_Automation_Engineer/Nimbus_Telecom/Senior_SDET/CoverLetter.docx
@@ -17,22 +17,22 @@
     </w:p>
     <w:p>
       <w:r>
-        <w:t>I am excited to apply for the Senior SDET position at Nimbus Telecom. The opportunity to own end-to-end automation and contribute to a forward-thinking company known for its innovation in telecom technology strongly aligns with my professional aspirations. The focus on Java, Selenium WebDriver, REST API testing, and Jenkins CI/CD in your job description directly matches my technical strengths and career trajectory.</w:t>
+        <w:t>I am writing to express interest in the Senior SDET opportunity at Nimbus Telecom. The role stands out because it emphasizes Java, Selenium, API Testing, Jenkins, which matches the verified experience I have built as a Senior QA Automation Engineer.</w:t>
       </w:r>
     </w:p>
     <w:p>
       <w:r>
-        <w:t>With over six years of experience as a Senior QA Automation Engineer, I have developed and maintained robust automation frameworks using Java and Selenium WebDriver. My work has consistently emphasized building scalable, maintainable test suites and integrating them with Jenkins for continuous integration and delivery. I am adept at REST API testing, leveraging tools such as Postman and Rest Assured to validate complex backend services. My hands-on experience with Git and SQL further supports my ability to manage code repositories and validate data integrity throughout the testing lifecycle.</w:t>
+        <w:t>Across my background, I have focused on Java, Jenkins, Selenium WebDriver, Git, Postman. 5+ years of experience as Senior QA Automation Engineer, tailored toward Senior SDET for Nimbus Telecom. Emphasizes verified strengths in Java, Jenkins, Selenium WebDriver, Git, Postman while staying aligned to the target job requirements. That evidence-backed alignment is the main reason I believe I can contribute effectively in this position.</w:t>
       </w:r>
     </w:p>
     <w:p>
       <w:r>
-        <w:t>The Senior SDET role at Nimbus Telecom is a natural progression for my career, as it emphasizes technical ownership and a proactive approach to quality assurance. My background in designing and executing automation strategies has enabled teams to identify issues early and deliver reliable software releases. I am particularly drawn to the remote work model, which fits seamlessly with my preferred working style and past experience collaborating with distributed teams.</w:t>
+        <w:t>What makes this opportunity especially relevant is the overlap between the job description and the work I can support today: Java, Selenium, API Testing, Jenkins. I would bring a practical, quality-focused approach grounded in the experience already reflected in my resume. I am also aligned with the role's location and work-mode expectations in Remote - India. I am careful to present my fit honestly, including where the role asks for depth that would need to be demonstrated in discussion rather than overstated in writing.</w:t>
       </w:r>
     </w:p>
     <w:p>
       <w:r>
-        <w:t>I am eager to bring my expertise in Java, Selenium WebDriver, REST API testing, and Jenkins to Nimbus Telecom and contribute to your mission of delivering high-quality solutions. Thank you for considering my application. I look forward to the possibility of discussing how my background and skills can add value to your team.</w:t>
+        <w:t>Thank you for your time and consideration. I would welcome the opportunity to discuss how my background can support Nimbus Telecom's goals in the Senior SDET position.</w:t>
       </w:r>
     </w:p>
     <w:p>
